--- a/pw-02-research-plan/pw-02-research-plan.docx
+++ b/pw-02-research-plan/pw-02-research-plan.docx
@@ -5656,10 +5656,10 @@
         <w:jc w:val="start"/>
       </w:tblPr>
       <w:tblGrid>
-        <w:gridCol w:w="2640"/>
-        <w:gridCol w:w="1320"/>
-        <w:gridCol w:w="806"/>
-        <w:gridCol w:w="3153"/>
+        <w:gridCol w:w="2501"/>
+        <w:gridCol w:w="1250"/>
+        <w:gridCol w:w="1083"/>
+        <w:gridCol w:w="3084"/>
       </w:tblGrid>
       <w:tr>
         <w:trPr>

--- a/pw-02-research-plan/pw-02-research-plan.docx
+++ b/pw-02-research-plan/pw-02-research-plan.docx
@@ -185,7 +185,13 @@
         <w:t xml:space="preserve"> </w:t>
       </w:r>
       <w:r>
-        <w:t xml:space="preserve">____________________</w:t>
+        <w:t xml:space="preserve">Kulush</w:t>
+      </w:r>
+      <w:r>
+        <w:t xml:space="preserve"> </w:t>
+      </w:r>
+      <w:r>
+        <w:t xml:space="preserve">Askhat</w:t>
       </w:r>
       <w:r>
         <w:t xml:space="preserve"> </w:t>
@@ -203,7 +209,7 @@
         <w:t xml:space="preserve"> </w:t>
       </w:r>
       <w:r>
-        <w:t xml:space="preserve">________</w:t>
+        <w:t xml:space="preserve">IT1CCO-2402IS</w:t>
       </w:r>
       <w:r>
         <w:t xml:space="preserve"> </w:t>
